--- a/proposal/06_Technology_Stack_and_Tools.docx
+++ b/proposal/06_Technology_Stack_and_Tools.docx
@@ -392,7 +392,7 @@
             </w:rPr>
             <w:fldChar w:fldCharType="separate"/>
           </w:r>
-          <w:hyperlink w:anchor="__RefHeading___Toc2334_3719902292">
+          <w:hyperlink w:anchor="__RefHeading___Toc2334_2871792748">
             <w:r>
               <w:rPr>
                 <w:rStyle w:val="IndexLink"/>
@@ -412,7 +412,7 @@
             </w:tabs>
             <w:rPr/>
           </w:pPr>
-          <w:hyperlink w:anchor="__RefHeading___Toc2336_3719902292">
+          <w:hyperlink w:anchor="__RefHeading___Toc2336_2871792748">
             <w:r>
               <w:rPr>
                 <w:rStyle w:val="IndexLink"/>
@@ -432,7 +432,7 @@
             </w:tabs>
             <w:rPr/>
           </w:pPr>
-          <w:hyperlink w:anchor="__RefHeading___Toc2338_3719902292">
+          <w:hyperlink w:anchor="__RefHeading___Toc2338_2871792748">
             <w:r>
               <w:rPr>
                 <w:rStyle w:val="IndexLink"/>
@@ -452,7 +452,7 @@
             </w:tabs>
             <w:rPr/>
           </w:pPr>
-          <w:hyperlink w:anchor="__RefHeading___Toc2340_3719902292">
+          <w:hyperlink w:anchor="__RefHeading___Toc2340_2871792748">
             <w:r>
               <w:rPr>
                 <w:rStyle w:val="IndexLink"/>
@@ -472,7 +472,7 @@
             </w:tabs>
             <w:rPr/>
           </w:pPr>
-          <w:hyperlink w:anchor="__RefHeading___Toc2342_3719902292">
+          <w:hyperlink w:anchor="__RefHeading___Toc2342_2871792748">
             <w:r>
               <w:rPr>
                 <w:rStyle w:val="IndexLink"/>
@@ -492,7 +492,7 @@
             </w:tabs>
             <w:rPr/>
           </w:pPr>
-          <w:hyperlink w:anchor="__RefHeading___Toc2344_3719902292">
+          <w:hyperlink w:anchor="__RefHeading___Toc2344_2871792748">
             <w:r>
               <w:rPr>
                 <w:rStyle w:val="IndexLink"/>
@@ -512,7 +512,7 @@
             </w:tabs>
             <w:rPr/>
           </w:pPr>
-          <w:hyperlink w:anchor="__RefHeading___Toc2346_3719902292">
+          <w:hyperlink w:anchor="__RefHeading___Toc2346_2871792748">
             <w:r>
               <w:rPr>
                 <w:rStyle w:val="IndexLink"/>
@@ -532,7 +532,7 @@
             </w:tabs>
             <w:rPr/>
           </w:pPr>
-          <w:hyperlink w:anchor="__RefHeading___Toc2348_3719902292">
+          <w:hyperlink w:anchor="__RefHeading___Toc2348_2871792748">
             <w:r>
               <w:rPr>
                 <w:rStyle w:val="IndexLink"/>
@@ -552,7 +552,7 @@
             </w:tabs>
             <w:rPr/>
           </w:pPr>
-          <w:hyperlink w:anchor="__RefHeading___Toc2350_3719902292">
+          <w:hyperlink w:anchor="__RefHeading___Toc2350_2871792748">
             <w:r>
               <w:rPr>
                 <w:rStyle w:val="IndexLink"/>
@@ -572,7 +572,7 @@
             </w:tabs>
             <w:rPr/>
           </w:pPr>
-          <w:hyperlink w:anchor="__RefHeading___Toc2352_3719902292">
+          <w:hyperlink w:anchor="__RefHeading___Toc2352_2871792748">
             <w:r>
               <w:rPr>
                 <w:rStyle w:val="IndexLink"/>
@@ -592,7 +592,7 @@
             </w:tabs>
             <w:rPr/>
           </w:pPr>
-          <w:hyperlink w:anchor="__RefHeading___Toc2354_3719902292">
+          <w:hyperlink w:anchor="__RefHeading___Toc2354_2871792748">
             <w:r>
               <w:rPr>
                 <w:rStyle w:val="IndexLink"/>
@@ -612,7 +612,7 @@
             </w:tabs>
             <w:rPr/>
           </w:pPr>
-          <w:hyperlink w:anchor="__RefHeading___Toc2356_3719902292">
+          <w:hyperlink w:anchor="__RefHeading___Toc2356_2871792748">
             <w:r>
               <w:rPr>
                 <w:rStyle w:val="IndexLink"/>
@@ -632,7 +632,7 @@
             </w:tabs>
             <w:rPr/>
           </w:pPr>
-          <w:hyperlink w:anchor="__RefHeading___Toc2358_3719902292">
+          <w:hyperlink w:anchor="__RefHeading___Toc2358_2871792748">
             <w:r>
               <w:rPr>
                 <w:rStyle w:val="IndexLink"/>
@@ -652,7 +652,7 @@
             </w:tabs>
             <w:rPr/>
           </w:pPr>
-          <w:hyperlink w:anchor="__RefHeading___Toc2360_3719902292">
+          <w:hyperlink w:anchor="__RefHeading___Toc2360_2871792748">
             <w:r>
               <w:rPr>
                 <w:rStyle w:val="IndexLink"/>
@@ -672,7 +672,7 @@
             </w:tabs>
             <w:rPr/>
           </w:pPr>
-          <w:hyperlink w:anchor="__RefHeading___Toc2362_3719902292">
+          <w:hyperlink w:anchor="__RefHeading___Toc2362_2871792748">
             <w:r>
               <w:rPr>
                 <w:rStyle w:val="IndexLink"/>
@@ -718,7 +718,7 @@
         <w:spacing w:before="0" w:after="160"/>
         <w:rPr/>
       </w:pPr>
-      <w:bookmarkStart w:id="0" w:name="__RefHeading___Toc2334_3719902292"/>
+      <w:bookmarkStart w:id="0" w:name="__RefHeading___Toc2334_2871792748"/>
       <w:bookmarkEnd w:id="0"/>
       <w:r>
         <w:rPr/>
@@ -834,7 +834,7 @@
         <w:spacing w:before="360" w:after="160"/>
         <w:rPr/>
       </w:pPr>
-      <w:bookmarkStart w:id="1" w:name="__RefHeading___Toc2336_3719902292"/>
+      <w:bookmarkStart w:id="1" w:name="__RefHeading___Toc2336_2871792748"/>
       <w:bookmarkEnd w:id="1"/>
       <w:r>
         <w:rPr/>
@@ -2426,7 +2426,7 @@
         <w:spacing w:before="360" w:after="160"/>
         <w:rPr/>
       </w:pPr>
-      <w:bookmarkStart w:id="2" w:name="__RefHeading___Toc2338_3719902292"/>
+      <w:bookmarkStart w:id="2" w:name="__RefHeading___Toc2338_2871792748"/>
       <w:bookmarkEnd w:id="2"/>
       <w:r>
         <w:rPr/>
@@ -2439,7 +2439,7 @@
         <w:spacing w:before="280" w:after="120"/>
         <w:rPr/>
       </w:pPr>
-      <w:bookmarkStart w:id="3" w:name="__RefHeading___Toc2340_3719902292"/>
+      <w:bookmarkStart w:id="3" w:name="__RefHeading___Toc2340_2871792748"/>
       <w:bookmarkEnd w:id="3"/>
       <w:r>
         <w:rPr/>
@@ -2952,7 +2952,7 @@
         <w:spacing w:before="280" w:after="120"/>
         <w:rPr/>
       </w:pPr>
-      <w:bookmarkStart w:id="4" w:name="__RefHeading___Toc2342_3719902292"/>
+      <w:bookmarkStart w:id="4" w:name="__RefHeading___Toc2342_2871792748"/>
       <w:bookmarkEnd w:id="4"/>
       <w:r>
         <w:rPr/>
@@ -2987,7 +2987,7 @@
         <w:spacing w:before="280" w:after="120"/>
         <w:rPr/>
       </w:pPr>
-      <w:bookmarkStart w:id="5" w:name="__RefHeading___Toc2344_3719902292"/>
+      <w:bookmarkStart w:id="5" w:name="__RefHeading___Toc2344_2871792748"/>
       <w:bookmarkEnd w:id="5"/>
       <w:r>
         <w:rPr/>
@@ -3284,7 +3284,7 @@
         <w:spacing w:before="280" w:after="120"/>
         <w:rPr/>
       </w:pPr>
-      <w:bookmarkStart w:id="6" w:name="__RefHeading___Toc2346_3719902292"/>
+      <w:bookmarkStart w:id="6" w:name="__RefHeading___Toc2346_2871792748"/>
       <w:bookmarkEnd w:id="6"/>
       <w:r>
         <w:rPr/>
@@ -3565,7 +3565,7 @@
         <w:spacing w:before="280" w:after="120"/>
         <w:rPr/>
       </w:pPr>
-      <w:bookmarkStart w:id="7" w:name="__RefHeading___Toc2348_3719902292"/>
+      <w:bookmarkStart w:id="7" w:name="__RefHeading___Toc2348_2871792748"/>
       <w:bookmarkEnd w:id="7"/>
       <w:r>
         <w:rPr/>
@@ -3600,7 +3600,7 @@
         <w:spacing w:before="280" w:after="120"/>
         <w:rPr/>
       </w:pPr>
-      <w:bookmarkStart w:id="8" w:name="__RefHeading___Toc2350_3719902292"/>
+      <w:bookmarkStart w:id="8" w:name="__RefHeading___Toc2350_2871792748"/>
       <w:bookmarkEnd w:id="8"/>
       <w:r>
         <w:rPr/>
@@ -3635,7 +3635,7 @@
         <w:spacing w:before="280" w:after="120"/>
         <w:rPr/>
       </w:pPr>
-      <w:bookmarkStart w:id="9" w:name="__RefHeading___Toc2352_3719902292"/>
+      <w:bookmarkStart w:id="9" w:name="__RefHeading___Toc2352_2871792748"/>
       <w:bookmarkEnd w:id="9"/>
       <w:r>
         <w:rPr/>
@@ -3659,7 +3659,7 @@
         <w:spacing w:before="280" w:after="120"/>
         <w:rPr/>
       </w:pPr>
-      <w:bookmarkStart w:id="10" w:name="__RefHeading___Toc2354_3719902292"/>
+      <w:bookmarkStart w:id="10" w:name="__RefHeading___Toc2354_2871792748"/>
       <w:bookmarkEnd w:id="10"/>
       <w:r>
         <w:rPr/>
@@ -4056,7 +4056,7 @@
         <w:spacing w:before="280" w:after="120"/>
         <w:rPr/>
       </w:pPr>
-      <w:bookmarkStart w:id="11" w:name="__RefHeading___Toc2356_3719902292"/>
+      <w:bookmarkStart w:id="11" w:name="__RefHeading___Toc2356_2871792748"/>
       <w:bookmarkEnd w:id="11"/>
       <w:r>
         <w:rPr/>
@@ -4135,7 +4135,7 @@
         <w:spacing w:before="280" w:after="120"/>
         <w:rPr/>
       </w:pPr>
-      <w:bookmarkStart w:id="12" w:name="__RefHeading___Toc2358_3719902292"/>
+      <w:bookmarkStart w:id="12" w:name="__RefHeading___Toc2358_2871792748"/>
       <w:bookmarkEnd w:id="12"/>
       <w:r>
         <w:rPr/>
@@ -4764,7 +4764,7 @@
         <w:spacing w:before="360" w:after="160"/>
         <w:rPr/>
       </w:pPr>
-      <w:bookmarkStart w:id="13" w:name="__RefHeading___Toc2360_3719902292"/>
+      <w:bookmarkStart w:id="13" w:name="__RefHeading___Toc2360_2871792748"/>
       <w:bookmarkEnd w:id="13"/>
       <w:r>
         <w:rPr/>
@@ -4822,7 +4822,7 @@
         <w:spacing w:before="360" w:after="160"/>
         <w:rPr/>
       </w:pPr>
-      <w:bookmarkStart w:id="14" w:name="__RefHeading___Toc2362_3719902292"/>
+      <w:bookmarkStart w:id="14" w:name="__RefHeading___Toc2362_2871792748"/>
       <w:bookmarkEnd w:id="14"/>
       <w:r>
         <w:rPr/>

--- a/proposal/06_Technology_Stack_and_Tools.docx
+++ b/proposal/06_Technology_Stack_and_Tools.docx
@@ -392,7 +392,7 @@
             </w:rPr>
             <w:fldChar w:fldCharType="separate"/>
           </w:r>
-          <w:hyperlink w:anchor="__RefHeading___Toc2334_2871792748">
+          <w:hyperlink w:anchor="__RefHeading___Toc2340_937233523">
             <w:r>
               <w:rPr>
                 <w:rStyle w:val="IndexLink"/>
@@ -412,7 +412,7 @@
             </w:tabs>
             <w:rPr/>
           </w:pPr>
-          <w:hyperlink w:anchor="__RefHeading___Toc2336_2871792748">
+          <w:hyperlink w:anchor="__RefHeading___Toc2342_937233523">
             <w:r>
               <w:rPr>
                 <w:rStyle w:val="IndexLink"/>
@@ -432,7 +432,7 @@
             </w:tabs>
             <w:rPr/>
           </w:pPr>
-          <w:hyperlink w:anchor="__RefHeading___Toc2338_2871792748">
+          <w:hyperlink w:anchor="__RefHeading___Toc2344_937233523">
             <w:r>
               <w:rPr>
                 <w:rStyle w:val="IndexLink"/>
@@ -452,7 +452,7 @@
             </w:tabs>
             <w:rPr/>
           </w:pPr>
-          <w:hyperlink w:anchor="__RefHeading___Toc2340_2871792748">
+          <w:hyperlink w:anchor="__RefHeading___Toc2346_937233523">
             <w:r>
               <w:rPr>
                 <w:rStyle w:val="IndexLink"/>
@@ -472,7 +472,7 @@
             </w:tabs>
             <w:rPr/>
           </w:pPr>
-          <w:hyperlink w:anchor="__RefHeading___Toc2342_2871792748">
+          <w:hyperlink w:anchor="__RefHeading___Toc2348_937233523">
             <w:r>
               <w:rPr>
                 <w:rStyle w:val="IndexLink"/>
@@ -492,14 +492,14 @@
             </w:tabs>
             <w:rPr/>
           </w:pPr>
-          <w:hyperlink w:anchor="__RefHeading___Toc2344_2871792748">
+          <w:hyperlink w:anchor="__RefHeading___Toc2350_937233523">
             <w:r>
               <w:rPr>
                 <w:rStyle w:val="IndexLink"/>
               </w:rPr>
               <w:t>3.3 Embeddings and re-ranking</w:t>
               <w:tab/>
-              <w:t>4</w:t>
+              <w:t>5</w:t>
             </w:r>
           </w:hyperlink>
         </w:p>
@@ -512,7 +512,7 @@
             </w:tabs>
             <w:rPr/>
           </w:pPr>
-          <w:hyperlink w:anchor="__RefHeading___Toc2346_2871792748">
+          <w:hyperlink w:anchor="__RefHeading___Toc2352_937233523">
             <w:r>
               <w:rPr>
                 <w:rStyle w:val="IndexLink"/>
@@ -532,7 +532,7 @@
             </w:tabs>
             <w:rPr/>
           </w:pPr>
-          <w:hyperlink w:anchor="__RefHeading___Toc2348_2871792748">
+          <w:hyperlink w:anchor="__RefHeading___Toc2354_937233523">
             <w:r>
               <w:rPr>
                 <w:rStyle w:val="IndexLink"/>
@@ -552,7 +552,7 @@
             </w:tabs>
             <w:rPr/>
           </w:pPr>
-          <w:hyperlink w:anchor="__RefHeading___Toc2350_2871792748">
+          <w:hyperlink w:anchor="__RefHeading___Toc2356_937233523">
             <w:r>
               <w:rPr>
                 <w:rStyle w:val="IndexLink"/>
@@ -572,14 +572,14 @@
             </w:tabs>
             <w:rPr/>
           </w:pPr>
-          <w:hyperlink w:anchor="__RefHeading___Toc2352_2871792748">
+          <w:hyperlink w:anchor="__RefHeading___Toc2358_937233523">
             <w:r>
               <w:rPr>
                 <w:rStyle w:val="IndexLink"/>
               </w:rPr>
               <w:t>3.7 Identity and access</w:t>
               <w:tab/>
-              <w:t>5</w:t>
+              <w:t>6</w:t>
             </w:r>
           </w:hyperlink>
         </w:p>
@@ -592,7 +592,7 @@
             </w:tabs>
             <w:rPr/>
           </w:pPr>
-          <w:hyperlink w:anchor="__RefHeading___Toc2354_2871792748">
+          <w:hyperlink w:anchor="__RefHeading___Toc2360_937233523">
             <w:r>
               <w:rPr>
                 <w:rStyle w:val="IndexLink"/>
@@ -612,7 +612,7 @@
             </w:tabs>
             <w:rPr/>
           </w:pPr>
-          <w:hyperlink w:anchor="__RefHeading___Toc2356_2871792748">
+          <w:hyperlink w:anchor="__RefHeading___Toc2362_937233523">
             <w:r>
               <w:rPr>
                 <w:rStyle w:val="IndexLink"/>
@@ -632,7 +632,7 @@
             </w:tabs>
             <w:rPr/>
           </w:pPr>
-          <w:hyperlink w:anchor="__RefHeading___Toc2358_2871792748">
+          <w:hyperlink w:anchor="__RefHeading___Toc2364_937233523">
             <w:r>
               <w:rPr>
                 <w:rStyle w:val="IndexLink"/>
@@ -652,14 +652,14 @@
             </w:tabs>
             <w:rPr/>
           </w:pPr>
-          <w:hyperlink w:anchor="__RefHeading___Toc2360_2871792748">
+          <w:hyperlink w:anchor="__RefHeading___Toc2366_937233523">
             <w:r>
               <w:rPr>
                 <w:rStyle w:val="IndexLink"/>
               </w:rPr>
               <w:t>4. Licensing and ownership</w:t>
               <w:tab/>
-              <w:t>6</w:t>
+              <w:t>7</w:t>
             </w:r>
           </w:hyperlink>
         </w:p>
@@ -672,7 +672,7 @@
             </w:tabs>
             <w:rPr/>
           </w:pPr>
-          <w:hyperlink w:anchor="__RefHeading___Toc2362_2871792748">
+          <w:hyperlink w:anchor="__RefHeading___Toc2368_937233523">
             <w:r>
               <w:rPr>
                 <w:rStyle w:val="IndexLink"/>
@@ -718,7 +718,7 @@
         <w:spacing w:before="0" w:after="160"/>
         <w:rPr/>
       </w:pPr>
-      <w:bookmarkStart w:id="0" w:name="__RefHeading___Toc2334_2871792748"/>
+      <w:bookmarkStart w:id="0" w:name="__RefHeading___Toc2340_937233523"/>
       <w:bookmarkEnd w:id="0"/>
       <w:r>
         <w:rPr/>
@@ -806,11 +806,11 @@
           <w:b/>
           <w:bCs/>
         </w:rPr>
-        <w:t>Arabic and English support is a hard requirement</w:t>
+        <w:t>Multilingual support is a hard requirement</w:t>
       </w:r>
       <w:r>
         <w:rPr/>
-        <w:t xml:space="preserve"> for every component that touches text.</w:t>
+        <w:t xml:space="preserve"> for every component that touches text. English is the business language in both operating markets; Bahasa Malaysia, Filipino and Chinese may also appear, and the actual mix is confirmed at discovery. No component is chosen that would have to be replaced if a further language is added.</w:t>
       </w:r>
     </w:p>
     <w:p>
@@ -834,7 +834,7 @@
         <w:spacing w:before="360" w:after="160"/>
         <w:rPr/>
       </w:pPr>
-      <w:bookmarkStart w:id="1" w:name="__RefHeading___Toc2336_2871792748"/>
+      <w:bookmarkStart w:id="1" w:name="__RefHeading___Toc2342_937233523"/>
       <w:bookmarkEnd w:id="1"/>
       <w:r>
         <w:rPr/>
@@ -2008,7 +2008,7 @@
                 <w:sz w:val="18"/>
                 <w:szCs w:val="18"/>
               </w:rPr>
-              <w:t>OCR (scans, Arabic)</w:t>
+              <w:t>OCR (scanned pages)</w:t>
             </w:r>
           </w:p>
         </w:tc>
@@ -2035,7 +2035,7 @@
                 <w:sz w:val="18"/>
                 <w:szCs w:val="18"/>
               </w:rPr>
-              <w:t>Azure AI Document Intelligence (UAE North)</w:t>
+              <w:t>Azure AI Document Intelligence (Malaysia West / Southeast Asia)</w:t>
             </w:r>
           </w:p>
         </w:tc>
@@ -2426,7 +2426,7 @@
         <w:spacing w:before="360" w:after="160"/>
         <w:rPr/>
       </w:pPr>
-      <w:bookmarkStart w:id="2" w:name="__RefHeading___Toc2338_2871792748"/>
+      <w:bookmarkStart w:id="2" w:name="__RefHeading___Toc2344_937233523"/>
       <w:bookmarkEnd w:id="2"/>
       <w:r>
         <w:rPr/>
@@ -2439,7 +2439,7 @@
         <w:spacing w:before="280" w:after="120"/>
         <w:rPr/>
       </w:pPr>
-      <w:bookmarkStart w:id="3" w:name="__RefHeading___Toc2340_2871792748"/>
+      <w:bookmarkStart w:id="3" w:name="__RefHeading___Toc2346_937233523"/>
       <w:bookmarkEnd w:id="3"/>
       <w:r>
         <w:rPr/>
@@ -2757,7 +2757,7 @@
                 <w:sz w:val="18"/>
                 <w:szCs w:val="18"/>
               </w:rPr>
-              <w:t>Anthropic API direct (pilot); Amazon Bedrock from the AWS Middle East regions (UAE me-central-1, Bahrain me-south-1) using global cross-region inference; Microsoft Foundry (billed through the Microsoft marketplace). Route is a gateway setting.</w:t>
+              <w:t>Anthropic API direct (pilot); Amazon Bedrock from the AWS Asia Pacific regions (Malaysia ap-southeast-5, Singapore ap-southeast-1) using cross-region inference; Microsoft Foundry (billed through the Microsoft marketplace). Route is a gateway setting.</w:t>
             </w:r>
           </w:p>
         </w:tc>
@@ -2814,7 +2814,7 @@
                 <w:sz w:val="18"/>
                 <w:szCs w:val="18"/>
               </w:rPr>
-              <w:t>Strong performance on long, structured documents and on instruction-following for citations and refusals; enterprise terms; multiple GCC-reachable access routes.</w:t>
+              <w:t>Strong performance on long, structured documents and on instruction-following for citations and refusals; enterprise terms; multiple access routes reachable from Southeast Asia.</w:t>
             </w:r>
           </w:p>
         </w:tc>
@@ -2873,7 +2873,7 @@
                 <w:sz w:val="18"/>
                 <w:szCs w:val="18"/>
               </w:rPr>
-              <w:t>OpenAI GPT-5 family via Azure OpenAI (also reachable in UAE North); Google Gemini via Vertex AI. All are supported by the gateway; a switch is configuration.</w:t>
+              <w:t>OpenAI GPT-5 family via Azure OpenAI (also reachable from the Southeast Asia regions); Google Gemini via Vertex AI. All are supported by the gateway; a switch is configuration.</w:t>
             </w:r>
           </w:p>
         </w:tc>
@@ -2952,7 +2952,7 @@
         <w:spacing w:before="280" w:after="120"/>
         <w:rPr/>
       </w:pPr>
-      <w:bookmarkStart w:id="4" w:name="__RefHeading___Toc2342_2871792748"/>
+      <w:bookmarkStart w:id="4" w:name="__RefHeading___Toc2348_937233523"/>
       <w:bookmarkEnd w:id="4"/>
       <w:r>
         <w:rPr/>
@@ -2987,7 +2987,7 @@
         <w:spacing w:before="280" w:after="120"/>
         <w:rPr/>
       </w:pPr>
-      <w:bookmarkStart w:id="5" w:name="__RefHeading___Toc2344_2871792748"/>
+      <w:bookmarkStart w:id="5" w:name="__RefHeading___Toc2350_937233523"/>
       <w:bookmarkEnd w:id="5"/>
       <w:r>
         <w:rPr/>
@@ -3262,7 +3262,7 @@
                 <w:sz w:val="18"/>
                 <w:szCs w:val="18"/>
               </w:rPr>
-              <w:t>Cohere Embed v4 and Rerank 3.5 (multilingual, strong Arabic); OpenAI text-embedding-3-large; self-hosted BGE-M3 and bge-reranker-v2-m3 (open source, multilingual, no data leaves the environment).</w:t>
+              <w:t>Cohere Embed v4 and Rerank 3.5 (multilingual); OpenAI text-embedding-3-large; self-hosted BGE-M3 and bge-reranker-v2-m3 (open source, multilingual, no data leaves the environment).</w:t>
             </w:r>
           </w:p>
         </w:tc>
@@ -3284,7 +3284,7 @@
         <w:spacing w:before="280" w:after="120"/>
         <w:rPr/>
       </w:pPr>
-      <w:bookmarkStart w:id="6" w:name="__RefHeading___Toc2346_2871792748"/>
+      <w:bookmarkStart w:id="6" w:name="__RefHeading___Toc2352_937233523"/>
       <w:bookmarkEnd w:id="6"/>
       <w:r>
         <w:rPr/>
@@ -3486,7 +3486,7 @@
                 <w:sz w:val="18"/>
                 <w:szCs w:val="18"/>
               </w:rPr>
-              <w:t>Cloud OCR and layout analysis with Arabic support, available in Azure UAE North for in-region processing. Priced per page (roughly USD 1.50 per 1,000 pages for read/layout tiers; check current list). Used only for scanned pages.</w:t>
+              <w:t>Cloud OCR and layout analysis, available in Azure Malaysia West and Southeast Asia for in-region processing, with broad language coverage including Bahasa Malaysia, Filipino and Chinese. Priced per page (roughly USD 1.50 per 1,000 pages for read/layout tiers; check current list). Used only for scanned pages.</w:t>
             </w:r>
           </w:p>
         </w:tc>
@@ -3543,7 +3543,7 @@
                 <w:sz w:val="18"/>
                 <w:szCs w:val="18"/>
               </w:rPr>
-              <w:t>Google Document AI; AWS Textract (limited Arabic); self-hosted Tesseract or PaddleOCR (free, lower accuracy on poor scans); LlamaParse or Unstructured (managed parsing APIs).</w:t>
+              <w:t>Google Document AI; AWS Textract; self-hosted Tesseract or PaddleOCR (free, lower accuracy on poor scans); LlamaParse or Unstructured (managed parsing APIs).</w:t>
             </w:r>
           </w:p>
         </w:tc>
@@ -3565,7 +3565,7 @@
         <w:spacing w:before="280" w:after="120"/>
         <w:rPr/>
       </w:pPr>
-      <w:bookmarkStart w:id="7" w:name="__RefHeading___Toc2348_2871792748"/>
+      <w:bookmarkStart w:id="7" w:name="__RefHeading___Toc2354_937233523"/>
       <w:bookmarkEnd w:id="7"/>
       <w:r>
         <w:rPr/>
@@ -3580,7 +3580,7 @@
       </w:pPr>
       <w:r>
         <w:rPr/>
-        <w:t>One database for records, full-text search and vectors. pgvector provides approximate nearest-neighbour search (HNSW) sufficient to millions of chunks; PostgreSQL full-text search handles exact numbers, names and Arabic terms; row-level security enforces per-user access inside the database. Supabase provides a managed PostgreSQL with storage and auth for the pilot (</w:t>
+        <w:t>One database for records, full-text search and vectors. pgvector provides approximate nearest-neighbour search (HNSW) sufficient to millions of chunks; PostgreSQL full-text search handles exact numbers, names and non-English terms; row-level security enforces per-user access inside the database. Supabase provides a managed PostgreSQL with storage and auth for the pilot (</w:t>
       </w:r>
       <w:r>
         <w:rPr>
@@ -3600,7 +3600,7 @@
         <w:spacing w:before="280" w:after="120"/>
         <w:rPr/>
       </w:pPr>
-      <w:bookmarkStart w:id="8" w:name="__RefHeading___Toc2350_2871792748"/>
+      <w:bookmarkStart w:id="8" w:name="__RefHeading___Toc2356_937233523"/>
       <w:bookmarkEnd w:id="8"/>
       <w:r>
         <w:rPr/>
@@ -3635,7 +3635,7 @@
         <w:spacing w:before="280" w:after="120"/>
         <w:rPr/>
       </w:pPr>
-      <w:bookmarkStart w:id="9" w:name="__RefHeading___Toc2352_2871792748"/>
+      <w:bookmarkStart w:id="9" w:name="__RefHeading___Toc2358_937233523"/>
       <w:bookmarkEnd w:id="9"/>
       <w:r>
         <w:rPr/>
@@ -3650,7 +3650,7 @@
       </w:pPr>
       <w:r>
         <w:rPr/>
-        <w:t>Single sign-on through the client's identity provider (Microsoft Entra ID is the norm in the GCC; Okta, Google Workspace also supported) using OpenID Connect. Multi-factor authentication is enforced by the provider. Roles and per-document access are managed in the application. Keycloak is the self-hosted alternative for the sovereign pattern.</w:t>
+        <w:t>Single sign-on through the client's identity provider (Microsoft Entra ID is the most common in groups of this size; Okta and Google Workspace are also supported) using OpenID Connect. Multi-factor authentication is enforced by the provider. Roles and per-document access are managed in the application. Keycloak is the self-hosted alternative for the sovereign pattern.</w:t>
       </w:r>
     </w:p>
     <w:p>
@@ -3659,7 +3659,7 @@
         <w:spacing w:before="280" w:after="120"/>
         <w:rPr/>
       </w:pPr>
-      <w:bookmarkStart w:id="10" w:name="__RefHeading___Toc2354_2871792748"/>
+      <w:bookmarkStart w:id="10" w:name="__RefHeading___Toc2360_937233523"/>
       <w:bookmarkEnd w:id="10"/>
       <w:r>
         <w:rPr/>
@@ -3918,7 +3918,7 @@
                 <w:sz w:val="18"/>
                 <w:szCs w:val="18"/>
               </w:rPr>
-              <w:t>WhatsApp Business Platform (Meta Cloud API) with approved message templates; per-conversation pricing; strongly used in GCC relationship management</w:t>
+              <w:t>WhatsApp Business Platform (Meta Cloud API) with approved message templates; per-conversation pricing; heavily used for business relationships in Malaysia and the Philippines, and worth configuring early for that reason</w:t>
             </w:r>
           </w:p>
         </w:tc>
@@ -4056,7 +4056,7 @@
         <w:spacing w:before="280" w:after="120"/>
         <w:rPr/>
       </w:pPr>
-      <w:bookmarkStart w:id="11" w:name="__RefHeading___Toc2356_2871792748"/>
+      <w:bookmarkStart w:id="11" w:name="__RefHeading___Toc2362_937233523"/>
       <w:bookmarkEnd w:id="11"/>
       <w:r>
         <w:rPr/>
@@ -4135,7 +4135,7 @@
         <w:spacing w:before="280" w:after="120"/>
         <w:rPr/>
       </w:pPr>
-      <w:bookmarkStart w:id="12" w:name="__RefHeading___Toc2358_2871792748"/>
+      <w:bookmarkStart w:id="12" w:name="__RefHeading___Toc2364_937233523"/>
       <w:bookmarkEnd w:id="12"/>
       <w:r>
         <w:rPr/>
@@ -4764,7 +4764,7 @@
         <w:spacing w:before="360" w:after="160"/>
         <w:rPr/>
       </w:pPr>
-      <w:bookmarkStart w:id="13" w:name="__RefHeading___Toc2360_2871792748"/>
+      <w:bookmarkStart w:id="13" w:name="__RefHeading___Toc2366_937233523"/>
       <w:bookmarkEnd w:id="13"/>
       <w:r>
         <w:rPr/>
@@ -4822,7 +4822,7 @@
         <w:spacing w:before="360" w:after="160"/>
         <w:rPr/>
       </w:pPr>
-      <w:bookmarkStart w:id="14" w:name="__RefHeading___Toc2362_2871792748"/>
+      <w:bookmarkStart w:id="14" w:name="__RefHeading___Toc2368_937233523"/>
       <w:bookmarkEnd w:id="14"/>
       <w:r>
         <w:rPr/>
@@ -4965,7 +4965,7 @@
                 <w:sz w:val="18"/>
                 <w:szCs w:val="18"/>
               </w:rPr>
-              <w:t>Strong products, but the mandatory human-approval gate, GCC pipeline semantics, in-region hosting and the shared entity model with System 1 would all be customisations on someone else's platform, with per-seat fees and data outside the GCC. Remains a valid choice if the client later wants a 500-seat sales organisation; our data model exports cleanly to them.</w:t>
+              <w:t>Strong products, but the mandatory human-approval gate, the per-category pipeline semantics, in-region hosting and the shared entity model with System 1 would all be customisations on someone else's platform, with per-seat fees and data held wherever that vendor holds it rather than in a region the client chooses. Remains a valid choice if the client later wants a 500-seat sales organisation; our data model exports cleanly to them.</w:t>
             </w:r>
           </w:p>
         </w:tc>
